--- a/documents/oneai-leadership-memo-id.docx
+++ b/documents/oneai-leadership-memo-id.docx
@@ -521,7 +521,7 @@
           <w:color w:val="425466"/>
           <w:sz w:val="22"/>
         </w:rPr>
-        <w:t>Saya mengusulkan agar perusahaan mengevaluasi OneAI dari Hyperjump Technology sebagai platform AI terpadu, atau setidaknya menjadwalkan briefing 30 menit. Ini bukan usulan mengganti ChatGPT pribadi untuk beberapa orang. Ini usulan mengatur AI begitu 20-40 orang di perusahaan sudah memakainya.</w:t>
+        <w:t>Saya mengusulkan agar perusahaan mengevaluasi OneAI dari Hyperjump Technology sebagai platform AI terpadu, atau setidaknya menjadwalkan briefing 30 menit. OneAI adalah satu workspace untuk OpenAI, Claude, Gemini, DeepSeek, dan model lain, yang berjalan hanya untuk perusahaan kita.</w:t>
       </w:r>
     </w:p>
     <w:p>
@@ -676,7 +676,7 @@
           <w:color w:val="425466"/>
           <w:sz w:val="21"/>
         </w:rPr>
-        <w:t>file kantor, pengetahuan internal, eksekusi kode, dan lebih dari satu vendor model.</w:t>
+        <w:t>tanya file, basis VolunteerNow Helpdesk, dokumen, kode, pencarian web, penanganan PII, anggaran, dan multiple providers dalam satu workspace.</w:t>
       </w:r>
     </w:p>
     <w:p>

--- a/documents/oneai-leadership-memo-id.docx
+++ b/documents/oneai-leadership-memo-id.docx
@@ -692,7 +692,7 @@
           <w:color w:val="425466"/>
           <w:sz w:val="22"/>
         </w:rPr>
-        <w:t>Di 40 pengguna, OneAI Rp12.400.000 per bulan (kredit AI USD 300 termasuk; ditagih per kuartal). ChatGPT Business sekitar Rp16 juta bulanan atau Rp12,8 juta tahunan. Harganya berdekatan. Argumennya satu platform lintas vendor, bukan chat yang lebih murah. Tabel lengkap ada di PDF terlampir. Pajak belum termasuk.</w:t>
+        <w:t>Argumen untuk OneAI adalah satu platform lintas vendor, bukan chat yang lebih murah. PDF terlampir menjelaskan perbandingan kemampuan, opsi hosting, dan support lokal. Ketentuan komersial dapat dibahas sesuai kebutuhan rollout kita.</w:t>
       </w:r>
     </w:p>
     <w:p>
